--- a/MAU BB TO TUNG/GIAO HS-NGUOI/155. Biên bản giao nhận đồ vật, tài liệu, vật chứng.docx
+++ b/MAU BB TO TUNG/GIAO HS-NGUOI/155. Biên bản giao nhận đồ vật, tài liệu, vật chứng.docx
@@ -1,6 +1,6 @@
 
 <file path=word/document.xml><?xml version="1.0" encoding="utf-8"?>
-<w:document xmlns:wpc="http://schemas.microsoft.com/office/word/2010/wordprocessingCanvas" xmlns:cx="http://schemas.microsoft.com/office/drawing/2014/chartex" xmlns:mc="http://schemas.openxmlformats.org/markup-compatibility/2006" xmlns:o="urn:schemas-microsoft-com:office:office" xmlns:r="http://schemas.openxmlformats.org/officeDocument/2006/relationships" xmlns:m="http://schemas.openxmlformats.org/officeDocument/2006/math" xmlns:v="urn:schemas-microsoft-com:vml" xmlns:wp14="http://schemas.microsoft.com/office/word/2010/wordprocessingDrawing" xmlns:wp="http://schemas.openxmlformats.org/drawingml/2006/wordprocessingDrawing" xmlns:w10="urn:schemas-microsoft-com:office:word" xmlns:w="http://schemas.openxmlformats.org/wordprocessingml/2006/main" xmlns:w14="http://schemas.microsoft.com/office/word/2010/wordml" xmlns:w15="http://schemas.microsoft.com/office/word/2012/wordml" xmlns:w16se="http://schemas.microsoft.com/office/word/2015/wordml/symex" xmlns:wpg="http://schemas.microsoft.com/office/word/2010/wordprocessingGroup" xmlns:wpi="http://schemas.microsoft.com/office/word/2010/wordprocessingInk" xmlns:wne="http://schemas.microsoft.com/office/word/2006/wordml" xmlns:wps="http://schemas.microsoft.com/office/word/2010/wordprocessingShape" mc:Ignorable="w14 w15 w16se wp14">
+<w:document xmlns:wpc="http://schemas.microsoft.com/office/word/2010/wordprocessingCanvas" xmlns:cx="http://schemas.microsoft.com/office/drawing/2014/chartex" xmlns:cx1="http://schemas.microsoft.com/office/drawing/2015/9/8/chartex" xmlns:cx2="http://schemas.microsoft.com/office/drawing/2015/10/21/chartex" xmlns:cx3="http://schemas.microsoft.com/office/drawing/2016/5/9/chartex" xmlns:cx4="http://schemas.microsoft.com/office/drawing/2016/5/10/chartex" xmlns:cx5="http://schemas.microsoft.com/office/drawing/2016/5/11/chartex" xmlns:cx6="http://schemas.microsoft.com/office/drawing/2016/5/12/chartex" xmlns:cx7="http://schemas.microsoft.com/office/drawing/2016/5/13/chartex" xmlns:cx8="http://schemas.microsoft.com/office/drawing/2016/5/14/chartex" xmlns:mc="http://schemas.openxmlformats.org/markup-compatibility/2006" xmlns:aink="http://schemas.microsoft.com/office/drawing/2016/ink" xmlns:am3d="http://schemas.microsoft.com/office/drawing/2017/model3d" xmlns:o="urn:schemas-microsoft-com:office:office" xmlns:oel="http://schemas.microsoft.com/office/2019/extlst" xmlns:r="http://schemas.openxmlformats.org/officeDocument/2006/relationships" xmlns:m="http://schemas.openxmlformats.org/officeDocument/2006/math" xmlns:v="urn:schemas-microsoft-com:vml" xmlns:wp14="http://schemas.microsoft.com/office/word/2010/wordprocessingDrawing" xmlns:wp="http://schemas.openxmlformats.org/drawingml/2006/wordprocessingDrawing" xmlns:w10="urn:schemas-microsoft-com:office:word" xmlns:w="http://schemas.openxmlformats.org/wordprocessingml/2006/main" xmlns:w14="http://schemas.microsoft.com/office/word/2010/wordml" xmlns:w15="http://schemas.microsoft.com/office/word/2012/wordml" xmlns:w16cex="http://schemas.microsoft.com/office/word/2018/wordml/cex" xmlns:w16cid="http://schemas.microsoft.com/office/word/2016/wordml/cid" xmlns:w16="http://schemas.microsoft.com/office/word/2018/wordml" xmlns:w16sdtdh="http://schemas.microsoft.com/office/word/2020/wordml/sdtdatahash" xmlns:w16se="http://schemas.microsoft.com/office/word/2015/wordml/symex" xmlns:wpg="http://schemas.microsoft.com/office/word/2010/wordprocessingGroup" xmlns:wpi="http://schemas.microsoft.com/office/word/2010/wordprocessingInk" xmlns:wne="http://schemas.microsoft.com/office/word/2006/wordml" xmlns:wps="http://schemas.microsoft.com/office/word/2010/wordprocessingShape" mc:Ignorable="w14 w15 w16se w16cid w16 w16cex w16sdtdh wp14">
   <w:body>
     <w:p>
       <w:pPr>
@@ -29,7 +29,7 @@
         <mc:AlternateContent>
           <mc:Choice Requires="wps">
             <w:drawing>
-              <wp:anchor distT="0" distB="0" distL="114300" distR="114300" simplePos="0" relativeHeight="251658240" behindDoc="1" locked="0" layoutInCell="1" allowOverlap="1">
+              <wp:anchor distT="0" distB="0" distL="114300" distR="114300" simplePos="0" relativeHeight="251658240" behindDoc="1" locked="0" layoutInCell="1" allowOverlap="1" wp14:anchorId="71FCCE48" wp14:editId="0A8296D9">
                 <wp:simplePos x="0" y="0"/>
                 <wp:positionH relativeFrom="column">
                   <wp:posOffset>4406265</wp:posOffset>
@@ -360,7 +360,7 @@
         <mc:AlternateContent>
           <mc:Choice Requires="wps">
             <w:drawing>
-              <wp:anchor distT="0" distB="0" distL="114300" distR="114300" simplePos="0" relativeHeight="251657216" behindDoc="0" locked="0" layoutInCell="1" allowOverlap="1">
+              <wp:anchor distT="0" distB="0" distL="114300" distR="114300" simplePos="0" relativeHeight="251657216" behindDoc="0" locked="0" layoutInCell="1" allowOverlap="1" wp14:anchorId="4EE1AB84" wp14:editId="427DD8FF">
                 <wp:simplePos x="0" y="0"/>
                 <wp:positionH relativeFrom="column">
                   <wp:posOffset>1985010</wp:posOffset>
@@ -709,14 +709,38 @@
         <w:rPr>
           <w:noProof/>
         </w:rPr>
-        <w:t>“{hanh_vi_vi_pham}</w:t>
-      </w:r>
-      <w:r>
-        <w:rPr>
-          <w:rFonts w:eastAsia="Times New Roman"/>
-          <w:spacing w:val="-2"/>
-        </w:rPr>
-        <w:t>” do công an phường Tân Bình phát hiện ngày {ngay_xay_ra} tại {noi_xay_ra}.</w:t>
+        <w:t>{</w:t>
+      </w:r>
+      <w:r>
+        <w:rPr>
+          <w:noProof/>
+        </w:rPr>
+        <w:t>ghi</w:t>
+      </w:r>
+      <w:r>
+        <w:rPr>
+          <w:noProof/>
+        </w:rPr>
+        <w:t>_</w:t>
+      </w:r>
+      <w:r>
+        <w:rPr>
+          <w:noProof/>
+        </w:rPr>
+        <w:t>chu</w:t>
+      </w:r>
+      <w:r>
+        <w:rPr>
+          <w:noProof/>
+        </w:rPr>
+        <w:t>}</w:t>
+      </w:r>
+      <w:r>
+        <w:rPr>
+          <w:rFonts w:eastAsia="Times New Roman"/>
+          <w:spacing w:val="-2"/>
+        </w:rPr>
+        <w:t>.</w:t>
       </w:r>
     </w:p>
     <w:bookmarkEnd w:id="0"/>
@@ -1245,17 +1269,7 @@
           <w:color w:val="000000"/>
           <w:lang w:val="en-GB"/>
         </w:rPr>
-        <w:t>......</w:t>
-      </w:r>
-      <w:bookmarkStart w:id="1" w:name="_GoBack"/>
-      <w:bookmarkEnd w:id="1"/>
-      <w:r>
-        <w:rPr>
-          <w:rFonts w:eastAsia="Times New Roman"/>
-          <w:color w:val="000000"/>
-          <w:lang w:val="en-GB"/>
-        </w:rPr>
-        <w:t>.</w:t>
+        <w:t>.......</w:t>
       </w:r>
       <w:r>
         <w:rPr>
@@ -1485,7 +1499,7 @@
 </file>
 
 <file path=word/endnotes.xml><?xml version="1.0" encoding="utf-8"?>
-<w:endnotes xmlns:wpc="http://schemas.microsoft.com/office/word/2010/wordprocessingCanvas" xmlns:cx="http://schemas.microsoft.com/office/drawing/2014/chartex" xmlns:mc="http://schemas.openxmlformats.org/markup-compatibility/2006" xmlns:o="urn:schemas-microsoft-com:office:office" xmlns:r="http://schemas.openxmlformats.org/officeDocument/2006/relationships" xmlns:m="http://schemas.openxmlformats.org/officeDocument/2006/math" xmlns:v="urn:schemas-microsoft-com:vml" xmlns:wp14="http://schemas.microsoft.com/office/word/2010/wordprocessingDrawing" xmlns:wp="http://schemas.openxmlformats.org/drawingml/2006/wordprocessingDrawing" xmlns:w10="urn:schemas-microsoft-com:office:word" xmlns:w="http://schemas.openxmlformats.org/wordprocessingml/2006/main" xmlns:w14="http://schemas.microsoft.com/office/word/2010/wordml" xmlns:w15="http://schemas.microsoft.com/office/word/2012/wordml" xmlns:w16se="http://schemas.microsoft.com/office/word/2015/wordml/symex" xmlns:wpg="http://schemas.microsoft.com/office/word/2010/wordprocessingGroup" xmlns:wpi="http://schemas.microsoft.com/office/word/2010/wordprocessingInk" xmlns:wne="http://schemas.microsoft.com/office/word/2006/wordml" xmlns:wps="http://schemas.microsoft.com/office/word/2010/wordprocessingShape" mc:Ignorable="w14 w15 w16se wp14">
+<w:endnotes xmlns:wpc="http://schemas.microsoft.com/office/word/2010/wordprocessingCanvas" xmlns:cx="http://schemas.microsoft.com/office/drawing/2014/chartex" xmlns:cx1="http://schemas.microsoft.com/office/drawing/2015/9/8/chartex" xmlns:cx2="http://schemas.microsoft.com/office/drawing/2015/10/21/chartex" xmlns:cx3="http://schemas.microsoft.com/office/drawing/2016/5/9/chartex" xmlns:cx4="http://schemas.microsoft.com/office/drawing/2016/5/10/chartex" xmlns:cx5="http://schemas.microsoft.com/office/drawing/2016/5/11/chartex" xmlns:cx6="http://schemas.microsoft.com/office/drawing/2016/5/12/chartex" xmlns:cx7="http://schemas.microsoft.com/office/drawing/2016/5/13/chartex" xmlns:cx8="http://schemas.microsoft.com/office/drawing/2016/5/14/chartex" xmlns:mc="http://schemas.openxmlformats.org/markup-compatibility/2006" xmlns:aink="http://schemas.microsoft.com/office/drawing/2016/ink" xmlns:am3d="http://schemas.microsoft.com/office/drawing/2017/model3d" xmlns:o="urn:schemas-microsoft-com:office:office" xmlns:oel="http://schemas.microsoft.com/office/2019/extlst" xmlns:r="http://schemas.openxmlformats.org/officeDocument/2006/relationships" xmlns:m="http://schemas.openxmlformats.org/officeDocument/2006/math" xmlns:v="urn:schemas-microsoft-com:vml" xmlns:wp14="http://schemas.microsoft.com/office/word/2010/wordprocessingDrawing" xmlns:wp="http://schemas.openxmlformats.org/drawingml/2006/wordprocessingDrawing" xmlns:w10="urn:schemas-microsoft-com:office:word" xmlns:w="http://schemas.openxmlformats.org/wordprocessingml/2006/main" xmlns:w14="http://schemas.microsoft.com/office/word/2010/wordml" xmlns:w15="http://schemas.microsoft.com/office/word/2012/wordml" xmlns:w16cex="http://schemas.microsoft.com/office/word/2018/wordml/cex" xmlns:w16cid="http://schemas.microsoft.com/office/word/2016/wordml/cid" xmlns:w16="http://schemas.microsoft.com/office/word/2018/wordml" xmlns:w16sdtdh="http://schemas.microsoft.com/office/word/2020/wordml/sdtdatahash" xmlns:w16se="http://schemas.microsoft.com/office/word/2015/wordml/symex" xmlns:wpg="http://schemas.microsoft.com/office/word/2010/wordprocessingGroup" xmlns:wpi="http://schemas.microsoft.com/office/word/2010/wordprocessingInk" xmlns:wne="http://schemas.microsoft.com/office/word/2006/wordml" xmlns:wps="http://schemas.microsoft.com/office/word/2010/wordprocessingShape" mc:Ignorable="w14 w15 w16se w16cid w16 w16cex w16sdtdh wp14">
   <w:endnote w:type="separator" w:id="-1">
     <w:p>
       <w:pPr>
@@ -1510,7 +1524,7 @@
 </file>
 
 <file path=word/footer1.xml><?xml version="1.0" encoding="utf-8"?>
-<w:ftr xmlns:wpc="http://schemas.microsoft.com/office/word/2010/wordprocessingCanvas" xmlns:cx="http://schemas.microsoft.com/office/drawing/2014/chartex" xmlns:mc="http://schemas.openxmlformats.org/markup-compatibility/2006" xmlns:o="urn:schemas-microsoft-com:office:office" xmlns:r="http://schemas.openxmlformats.org/officeDocument/2006/relationships" xmlns:m="http://schemas.openxmlformats.org/officeDocument/2006/math" xmlns:v="urn:schemas-microsoft-com:vml" xmlns:wp14="http://schemas.microsoft.com/office/word/2010/wordprocessingDrawing" xmlns:wp="http://schemas.openxmlformats.org/drawingml/2006/wordprocessingDrawing" xmlns:w10="urn:schemas-microsoft-com:office:word" xmlns:w="http://schemas.openxmlformats.org/wordprocessingml/2006/main" xmlns:w14="http://schemas.microsoft.com/office/word/2010/wordml" xmlns:w15="http://schemas.microsoft.com/office/word/2012/wordml" xmlns:w16se="http://schemas.microsoft.com/office/word/2015/wordml/symex" xmlns:wpg="http://schemas.microsoft.com/office/word/2010/wordprocessingGroup" xmlns:wpi="http://schemas.microsoft.com/office/word/2010/wordprocessingInk" xmlns:wne="http://schemas.microsoft.com/office/word/2006/wordml" xmlns:wps="http://schemas.microsoft.com/office/word/2010/wordprocessingShape" mc:Ignorable="w14 w15 w16se wp14">
+<w:ftr xmlns:wpc="http://schemas.microsoft.com/office/word/2010/wordprocessingCanvas" xmlns:cx="http://schemas.microsoft.com/office/drawing/2014/chartex" xmlns:cx1="http://schemas.microsoft.com/office/drawing/2015/9/8/chartex" xmlns:cx2="http://schemas.microsoft.com/office/drawing/2015/10/21/chartex" xmlns:cx3="http://schemas.microsoft.com/office/drawing/2016/5/9/chartex" xmlns:cx4="http://schemas.microsoft.com/office/drawing/2016/5/10/chartex" xmlns:cx5="http://schemas.microsoft.com/office/drawing/2016/5/11/chartex" xmlns:cx6="http://schemas.microsoft.com/office/drawing/2016/5/12/chartex" xmlns:cx7="http://schemas.microsoft.com/office/drawing/2016/5/13/chartex" xmlns:cx8="http://schemas.microsoft.com/office/drawing/2016/5/14/chartex" xmlns:mc="http://schemas.openxmlformats.org/markup-compatibility/2006" xmlns:aink="http://schemas.microsoft.com/office/drawing/2016/ink" xmlns:am3d="http://schemas.microsoft.com/office/drawing/2017/model3d" xmlns:o="urn:schemas-microsoft-com:office:office" xmlns:oel="http://schemas.microsoft.com/office/2019/extlst" xmlns:r="http://schemas.openxmlformats.org/officeDocument/2006/relationships" xmlns:m="http://schemas.openxmlformats.org/officeDocument/2006/math" xmlns:v="urn:schemas-microsoft-com:vml" xmlns:wp14="http://schemas.microsoft.com/office/word/2010/wordprocessingDrawing" xmlns:wp="http://schemas.openxmlformats.org/drawingml/2006/wordprocessingDrawing" xmlns:w10="urn:schemas-microsoft-com:office:word" xmlns:w="http://schemas.openxmlformats.org/wordprocessingml/2006/main" xmlns:w14="http://schemas.microsoft.com/office/word/2010/wordml" xmlns:w15="http://schemas.microsoft.com/office/word/2012/wordml" xmlns:w16cex="http://schemas.microsoft.com/office/word/2018/wordml/cex" xmlns:w16cid="http://schemas.microsoft.com/office/word/2016/wordml/cid" xmlns:w16="http://schemas.microsoft.com/office/word/2018/wordml" xmlns:w16sdtdh="http://schemas.microsoft.com/office/word/2020/wordml/sdtdatahash" xmlns:w16se="http://schemas.microsoft.com/office/word/2015/wordml/symex" xmlns:wpg="http://schemas.microsoft.com/office/word/2010/wordprocessingGroup" xmlns:wpi="http://schemas.microsoft.com/office/word/2010/wordprocessingInk" xmlns:wne="http://schemas.microsoft.com/office/word/2006/wordml" xmlns:wps="http://schemas.microsoft.com/office/word/2010/wordprocessingShape" mc:Ignorable="w14 w15 w16se w16cid w16 w16cex w16sdtdh wp14">
   <w:p>
     <w:pPr>
       <w:spacing w:after="0" w:line="240" w:lineRule="auto"/>
@@ -1533,7 +1547,7 @@
       <mc:AlternateContent>
         <mc:Choice Requires="wps">
           <w:drawing>
-            <wp:anchor distT="4294967295" distB="4294967295" distL="114300" distR="114300" simplePos="0" relativeHeight="251657728" behindDoc="0" locked="0" layoutInCell="0" allowOverlap="1">
+            <wp:anchor distT="4294967295" distB="4294967295" distL="114300" distR="114300" simplePos="0" relativeHeight="251657728" behindDoc="0" locked="0" layoutInCell="0" allowOverlap="1" wp14:anchorId="5CCAB3B4" wp14:editId="675CE65E">
               <wp:simplePos x="0" y="0"/>
               <wp:positionH relativeFrom="column">
                 <wp:posOffset>20320</wp:posOffset>
@@ -1629,7 +1643,7 @@
 </file>
 
 <file path=word/footnotes.xml><?xml version="1.0" encoding="utf-8"?>
-<w:footnotes xmlns:wpc="http://schemas.microsoft.com/office/word/2010/wordprocessingCanvas" xmlns:cx="http://schemas.microsoft.com/office/drawing/2014/chartex" xmlns:mc="http://schemas.openxmlformats.org/markup-compatibility/2006" xmlns:o="urn:schemas-microsoft-com:office:office" xmlns:r="http://schemas.openxmlformats.org/officeDocument/2006/relationships" xmlns:m="http://schemas.openxmlformats.org/officeDocument/2006/math" xmlns:v="urn:schemas-microsoft-com:vml" xmlns:wp14="http://schemas.microsoft.com/office/word/2010/wordprocessingDrawing" xmlns:wp="http://schemas.openxmlformats.org/drawingml/2006/wordprocessingDrawing" xmlns:w10="urn:schemas-microsoft-com:office:word" xmlns:w="http://schemas.openxmlformats.org/wordprocessingml/2006/main" xmlns:w14="http://schemas.microsoft.com/office/word/2010/wordml" xmlns:w15="http://schemas.microsoft.com/office/word/2012/wordml" xmlns:w16se="http://schemas.microsoft.com/office/word/2015/wordml/symex" xmlns:wpg="http://schemas.microsoft.com/office/word/2010/wordprocessingGroup" xmlns:wpi="http://schemas.microsoft.com/office/word/2010/wordprocessingInk" xmlns:wne="http://schemas.microsoft.com/office/word/2006/wordml" xmlns:wps="http://schemas.microsoft.com/office/word/2010/wordprocessingShape" mc:Ignorable="w14 w15 w16se wp14">
+<w:footnotes xmlns:wpc="http://schemas.microsoft.com/office/word/2010/wordprocessingCanvas" xmlns:cx="http://schemas.microsoft.com/office/drawing/2014/chartex" xmlns:cx1="http://schemas.microsoft.com/office/drawing/2015/9/8/chartex" xmlns:cx2="http://schemas.microsoft.com/office/drawing/2015/10/21/chartex" xmlns:cx3="http://schemas.microsoft.com/office/drawing/2016/5/9/chartex" xmlns:cx4="http://schemas.microsoft.com/office/drawing/2016/5/10/chartex" xmlns:cx5="http://schemas.microsoft.com/office/drawing/2016/5/11/chartex" xmlns:cx6="http://schemas.microsoft.com/office/drawing/2016/5/12/chartex" xmlns:cx7="http://schemas.microsoft.com/office/drawing/2016/5/13/chartex" xmlns:cx8="http://schemas.microsoft.com/office/drawing/2016/5/14/chartex" xmlns:mc="http://schemas.openxmlformats.org/markup-compatibility/2006" xmlns:aink="http://schemas.microsoft.com/office/drawing/2016/ink" xmlns:am3d="http://schemas.microsoft.com/office/drawing/2017/model3d" xmlns:o="urn:schemas-microsoft-com:office:office" xmlns:oel="http://schemas.microsoft.com/office/2019/extlst" xmlns:r="http://schemas.openxmlformats.org/officeDocument/2006/relationships" xmlns:m="http://schemas.openxmlformats.org/officeDocument/2006/math" xmlns:v="urn:schemas-microsoft-com:vml" xmlns:wp14="http://schemas.microsoft.com/office/word/2010/wordprocessingDrawing" xmlns:wp="http://schemas.openxmlformats.org/drawingml/2006/wordprocessingDrawing" xmlns:w10="urn:schemas-microsoft-com:office:word" xmlns:w="http://schemas.openxmlformats.org/wordprocessingml/2006/main" xmlns:w14="http://schemas.microsoft.com/office/word/2010/wordml" xmlns:w15="http://schemas.microsoft.com/office/word/2012/wordml" xmlns:w16cex="http://schemas.microsoft.com/office/word/2018/wordml/cex" xmlns:w16cid="http://schemas.microsoft.com/office/word/2016/wordml/cid" xmlns:w16="http://schemas.microsoft.com/office/word/2018/wordml" xmlns:w16sdtdh="http://schemas.microsoft.com/office/word/2020/wordml/sdtdatahash" xmlns:w16se="http://schemas.microsoft.com/office/word/2015/wordml/symex" xmlns:wpg="http://schemas.microsoft.com/office/word/2010/wordprocessingGroup" xmlns:wpi="http://schemas.microsoft.com/office/word/2010/wordprocessingInk" xmlns:wne="http://schemas.microsoft.com/office/word/2006/wordml" xmlns:wps="http://schemas.microsoft.com/office/word/2010/wordprocessingShape" mc:Ignorable="w14 w15 w16se w16cid w16 w16cex w16sdtdh wp14">
   <w:footnote w:type="separator" w:id="-1">
     <w:p>
       <w:pPr>
@@ -1654,7 +1668,7 @@
 </file>
 
 <file path=word/styles.xml><?xml version="1.0" encoding="utf-8"?>
-<w:styles xmlns:mc="http://schemas.openxmlformats.org/markup-compatibility/2006" xmlns:r="http://schemas.openxmlformats.org/officeDocument/2006/relationships" xmlns:w="http://schemas.openxmlformats.org/wordprocessingml/2006/main" xmlns:w14="http://schemas.microsoft.com/office/word/2010/wordml" xmlns:w15="http://schemas.microsoft.com/office/word/2012/wordml" xmlns:w16se="http://schemas.microsoft.com/office/word/2015/wordml/symex" mc:Ignorable="w14 w15 w16se">
+<w:styles xmlns:mc="http://schemas.openxmlformats.org/markup-compatibility/2006" xmlns:r="http://schemas.openxmlformats.org/officeDocument/2006/relationships" xmlns:w="http://schemas.openxmlformats.org/wordprocessingml/2006/main" xmlns:w14="http://schemas.microsoft.com/office/word/2010/wordml" xmlns:w15="http://schemas.microsoft.com/office/word/2012/wordml" xmlns:w16cex="http://schemas.microsoft.com/office/word/2018/wordml/cex" xmlns:w16cid="http://schemas.microsoft.com/office/word/2016/wordml/cid" xmlns:w16="http://schemas.microsoft.com/office/word/2018/wordml" xmlns:w16sdtdh="http://schemas.microsoft.com/office/word/2020/wordml/sdtdatahash" xmlns:w16se="http://schemas.microsoft.com/office/word/2015/wordml/symex" mc:Ignorable="w14 w15 w16se w16cid w16 w16cex w16sdtdh">
   <w:docDefaults>
     <w:rPrDefault>
       <w:rPr>
@@ -1664,7 +1678,7 @@
     </w:rPrDefault>
     <w:pPrDefault/>
   </w:docDefaults>
-  <w:latentStyles w:defLockedState="0" w:defUIPriority="99" w:defSemiHidden="0" w:defUnhideWhenUsed="0" w:defQFormat="0" w:count="371">
+  <w:latentStyles w:defLockedState="0" w:defUIPriority="99" w:defSemiHidden="0" w:defUnhideWhenUsed="0" w:defQFormat="0" w:count="376">
     <w:lsdException w:name="Normal" w:uiPriority="0" w:qFormat="1"/>
     <w:lsdException w:name="heading 1" w:uiPriority="9" w:qFormat="1"/>
     <w:lsdException w:name="heading 2" w:semiHidden="1" w:uiPriority="9" w:unhideWhenUsed="1" w:qFormat="1"/>
@@ -2036,6 +2050,11 @@
     <w:lsdException w:name="List Table 5 Dark Accent 6" w:uiPriority="50"/>
     <w:lsdException w:name="List Table 6 Colorful Accent 6" w:uiPriority="51"/>
     <w:lsdException w:name="List Table 7 Colorful Accent 6" w:uiPriority="52"/>
+    <w:lsdException w:name="Mention" w:semiHidden="1" w:unhideWhenUsed="1"/>
+    <w:lsdException w:name="Smart Hyperlink" w:semiHidden="1" w:unhideWhenUsed="1"/>
+    <w:lsdException w:name="Hashtag" w:semiHidden="1" w:unhideWhenUsed="1"/>
+    <w:lsdException w:name="Unresolved Mention" w:semiHidden="1" w:unhideWhenUsed="1"/>
+    <w:lsdException w:name="Smart Link" w:semiHidden="1" w:unhideWhenUsed="1"/>
   </w:latentStyles>
   <w:style w:type="paragraph" w:default="1" w:styleId="Normal">
     <w:name w:val="Normal"/>
